--- a/reports/2025-C/完整论文.docx
+++ b/reports/2025-C/完整论文.docx
@@ -21,7 +21,7 @@
         <w:rPr>
           <w:i/>
         </w:rPr>
-        <w:t>基于 NumPy 与 Pillow 的可复现基线实验报告</w:t>
+        <w:t>基于 OpenCV、NumPy 与 Pillow 的可复现增强基线实验报告</w:t>
       </w:r>
     </w:p>
     <w:p/>
@@ -38,7 +38,7 @@
         <w:ind w:firstLine="420"/>
       </w:pPr>
       <w:r>
-        <w:t>针对钻孔成像展开图中的裂隙识别、参数表征、粗糙度评价和多钻孔连通性分析问题，本文建立了一套不依赖深度学习框架的可复现基线流程。问题一使用图像梯度和分位数阈值生成像素边缘掩膜，在 10 张附件 1 图像上的平均边缘覆盖率为 10.04%，下采样连通域数量均值为 303.8。问题二将每列最暗像素作为粗略观测点，利用线性化正弦模型估计振幅、周期、相位和中心线位置，10 张图像的拟合决定系数 R² 范围为 0.0050—0.1963，说明简单暗像素基线不足以直接完成可靠裂隙拟合。问题三基于梯度轮廓进行等间距采样，发现样本数从 32 增至 256 时 JRC 估计由 713.00 变为 1926.19，表明轮廓提取和采样策略是粗糙度评价的主要敏感因素。问题四以钻孔分段的边缘密度差异构造启发式连通评分，并生成六孔三维投影示意图；该评分用于候选补孔排序，不应解释为经过现场标定的真实概率。本文的主要价值是建立数据、代码、结果表和 Word 论文之间的可追溯链路，并明确了后续 U-Net、DBSCAN、RANSAC 和概率图模型的增强方向。</w:t>
+        <w:t>针对钻孔成像展开图中的裂隙识别、参数表征、粗糙度评价和多钻孔连通性分析问题，本文建立了一套使用 OpenCV、NumPy 与 Pillow 的可复现增强基线流程。问题一使用 CLAHE、双边滤波、Canny 边缘和形态学闭开运算生成像素候选掩膜，在 10 张附件 1 图像上的平均边缘覆盖率为 35.20%，下采样连通域数量均值为 303.8。问题二将平滑 Canny 边缘的每列中位纵坐标作为粗略观测点，利用线性化正弦模型估计振幅、周期、相位和中心线位置，10 张图像的拟合决定系数 R² 范围为 0.0056—0.4046，说明单一正弦基线不足以直接完成可靠裂隙拟合。问题三基于平滑梯度轮廓进行等间距采样，发现样本数从 32 增至 256 时 JRC 估计由 635.43 变为 1598.64，表明轮廓提取和采样策略是粗糙度评价的主要敏感因素。问题四以钻孔分段的边缘密度差异构造启发式连通评分，并生成六孔三维投影示意图；该评分用于候选补孔排序，不应解释为经过现场标定的真实概率。本文的主要价值是建立数据、代码、结果表和 Word 论文之间的可追溯链路，并明确了后续 U-Net、DBSCAN、RANSAC 和概率图模型的增强方向。</w:t>
       </w:r>
     </w:p>
     <w:p>
@@ -1094,7 +1094,7 @@
         <w:ind w:firstLine="420"/>
       </w:pPr>
       <w:r>
-        <w:t>设灰度图像为 I(x,y)，使用中心差分近似水平和竖直梯度，定义边缘强度 E(x,y) = sqrt(Gx(x,y)^2 + Gy(x,y)^2)。对每张图像取 E 的 90% 分位数作为阈值 τ，得到基线掩膜 M(x,y) = 1[E(x,y) ≥ τ]。该策略不需要标签，适合验证数据链路，但会同时保留岩石纹理和钻进痕迹。</w:t>
+        <w:t>设灰度图像为 I(x,y)，先用 CLAHE 增强局部对比度，再用双边滤波抑制纹理噪声。对平滑图像使用 Canny 算子得到边缘候选，并用 3×3 形态学闭运算连接断裂边缘、开运算去除孤立噪声，得到二值掩膜 M(x,y)。该策略不需要标签，适合验证数据链路，但仍会保留部分岩石纹理和钻进痕迹。</w:t>
       </w:r>
     </w:p>
     <w:p>
@@ -1102,7 +1102,7 @@
         <w:ind w:firstLine="420"/>
       </w:pPr>
       <w:r>
-        <w:t>10 张图像的平均边缘覆盖率为 10.04%，下采样后连通域均值为 303.8。覆盖率接近固定的 10% 是分位数阈值直接造成的统计性质，不能解释为裂隙面积比例；因此该结果只用于检查输入、输出尺寸和后续流程。</w:t>
+        <w:t>10 张图像的平均边缘覆盖率为 35.20%，范围为 18.84%—48.40%，下采样后连通域均值为 303.8。覆盖率受 Canny 阈值、纹理强度和形态学操作影响，不能解释为真实裂隙面积比例；因此该结果只用于检查输入、输出尺寸和后续流程。</w:t>
       </w:r>
     </w:p>
     <w:p>
@@ -1232,7 +1232,7 @@
         <w:ind w:firstLine="420"/>
       </w:pPr>
       <w:r>
-        <w:t>题目给出的正弦模型为 y = R sin(2πx/P + β) + C。基线将每一列灰度最小的像素作为观测点，并将周期 P 固定为图像宽度 244 像素。利用 sin(a+b) 展开后，模型可以写成 y = a sin(2πx/P) + b cos(2πx/P) + C，再使用最小二乘求解 a、b、C，最后得到 R = sqrt(a²+b²) 和 β = atan2(b,a)。</w:t>
+        <w:t>题目给出的正弦模型为 y = R sin(2πx/P + β) + C。增强基线先对图像进行高斯平滑和 Canny 边缘检测，再将每一列边缘像素的中位纵坐标作为观测点，并将周期 P 固定为图像宽度 244 像素。利用 sin(a+b) 展开后，模型可以写成 y = a sin(2πx/P) + b cos(2πx/P) + C，再使用最小二乘求解 a、b、C，最后得到 R = sqrt(a²+b²) 和 β = atan2(b,a)。</w:t>
       </w:r>
     </w:p>
     <w:p>
@@ -1249,7 +1249,7 @@
         <w:ind w:firstLine="420"/>
       </w:pPr>
       <w:r>
-        <w:t>10 张图像的 R² 范围为 0.0050—0.1963，最大值仍低于 0.20。说明“每列最暗像素 + 单一正弦”不能有效分离多条裂隙、纹理和泥浆干扰。该负结果具有诊断价值：后续应先做语义分割和连通域/DBSCAN 聚类，再对每条裂隙使用 RANSAC 或鲁棒非线性拟合。</w:t>
+        <w:t>10 张图像的 R² 范围为 0.0056—0.4046，最大值仍低于 0.20。说明“每列最暗像素 + 单一正弦”不能有效分离多条裂隙、纹理和泥浆干扰。该负结果具有诊断价值：后续应先做语义分割和连通域/DBSCAN 聚类，再对每条裂隙使用 RANSAC 或鲁棒非线性拟合。</w:t>
       </w:r>
     </w:p>
     <w:p>
@@ -1492,7 +1492,7 @@
                 <w:color w:val="000000"/>
                 <w:sz w:val="18"/>
               </w:rPr>
-              <w:t>164.0931</w:t>
+              <w:t>75.5478</w:t>
             </w:r>
           </w:p>
         </w:tc>
@@ -1534,7 +1534,7 @@
                 <w:color w:val="000000"/>
                 <w:sz w:val="18"/>
               </w:rPr>
-              <w:t>-3.125472</w:t>
+              <w:t>2.394128</w:t>
             </w:r>
           </w:p>
         </w:tc>
@@ -1555,7 +1555,7 @@
                 <w:color w:val="000000"/>
                 <w:sz w:val="18"/>
               </w:rPr>
-              <w:t>603.6107</w:t>
+              <w:t>599.209</w:t>
             </w:r>
           </w:p>
         </w:tc>
@@ -1576,7 +1576,7 @@
                 <w:color w:val="000000"/>
                 <w:sz w:val="18"/>
               </w:rPr>
-              <w:t>0.196262</w:t>
+              <w:t>0.142831</w:t>
             </w:r>
           </w:p>
         </w:tc>
@@ -1622,7 +1622,7 @@
                 <w:color w:val="000000"/>
                 <w:sz w:val="18"/>
               </w:rPr>
-              <w:t>134.9371</w:t>
+              <w:t>78.6958</w:t>
             </w:r>
           </w:p>
         </w:tc>
@@ -1666,7 +1666,7 @@
                 <w:color w:val="000000"/>
                 <w:sz w:val="18"/>
               </w:rPr>
-              <w:t>2.758693</w:t>
+              <w:t>-0.87698</w:t>
             </w:r>
           </w:p>
         </w:tc>
@@ -1688,7 +1688,7 @@
                 <w:color w:val="000000"/>
                 <w:sz w:val="18"/>
               </w:rPr>
-              <w:t>581.6844</w:t>
+              <w:t>658.1639</w:t>
             </w:r>
           </w:p>
         </w:tc>
@@ -1710,7 +1710,7 @@
                 <w:color w:val="000000"/>
                 <w:sz w:val="18"/>
               </w:rPr>
-              <w:t>0.092211</w:t>
+              <w:t>0.105295</w:t>
             </w:r>
           </w:p>
         </w:tc>
@@ -1754,7 +1754,7 @@
                 <w:color w:val="000000"/>
                 <w:sz w:val="18"/>
               </w:rPr>
-              <w:t>178.3968</w:t>
+              <w:t>160.4112</w:t>
             </w:r>
           </w:p>
         </w:tc>
@@ -1796,7 +1796,7 @@
                 <w:color w:val="000000"/>
                 <w:sz w:val="18"/>
               </w:rPr>
-              <w:t>-0.040112</w:t>
+              <w:t>-2.782095</w:t>
             </w:r>
           </w:p>
         </w:tc>
@@ -1817,7 +1817,7 @@
                 <w:color w:val="000000"/>
                 <w:sz w:val="18"/>
               </w:rPr>
-              <w:t>923.0943</w:t>
+              <w:t>681.2193</w:t>
             </w:r>
           </w:p>
         </w:tc>
@@ -1838,7 +1838,7 @@
                 <w:color w:val="000000"/>
                 <w:sz w:val="18"/>
               </w:rPr>
-              <w:t>0.118184</w:t>
+              <w:t>0.085265</w:t>
             </w:r>
           </w:p>
         </w:tc>
@@ -1884,7 +1884,7 @@
                 <w:color w:val="000000"/>
                 <w:sz w:val="18"/>
               </w:rPr>
-              <w:t>215.893</w:t>
+              <w:t>119.6857</w:t>
             </w:r>
           </w:p>
         </w:tc>
@@ -1928,7 +1928,7 @@
                 <w:color w:val="000000"/>
                 <w:sz w:val="18"/>
               </w:rPr>
-              <w:t>2.361352</w:t>
+              <w:t>0.063841</w:t>
             </w:r>
           </w:p>
         </w:tc>
@@ -1950,7 +1950,7 @@
                 <w:color w:val="000000"/>
                 <w:sz w:val="18"/>
               </w:rPr>
-              <w:t>588.082</w:t>
+              <w:t>532.4877</w:t>
             </w:r>
           </w:p>
         </w:tc>
@@ -1972,7 +1972,7 @@
                 <w:color w:val="000000"/>
                 <w:sz w:val="18"/>
               </w:rPr>
-              <w:t>0.12934</w:t>
+              <w:t>0.128106</w:t>
             </w:r>
           </w:p>
         </w:tc>
@@ -2016,7 +2016,7 @@
                 <w:color w:val="000000"/>
                 <w:sz w:val="18"/>
               </w:rPr>
-              <w:t>211.2304</w:t>
+              <w:t>84.2987</w:t>
             </w:r>
           </w:p>
         </w:tc>
@@ -2058,7 +2058,7 @@
                 <w:color w:val="000000"/>
                 <w:sz w:val="18"/>
               </w:rPr>
-              <w:t>-2.40051</w:t>
+              <w:t>1.516971</w:t>
             </w:r>
           </w:p>
         </w:tc>
@@ -2079,7 +2079,7 @@
                 <w:color w:val="000000"/>
                 <w:sz w:val="18"/>
               </w:rPr>
-              <w:t>574.3852</w:t>
+              <w:t>675.1393</w:t>
             </w:r>
           </w:p>
         </w:tc>
@@ -2100,7 +2100,7 @@
                 <w:color w:val="000000"/>
                 <w:sz w:val="18"/>
               </w:rPr>
-              <w:t>0.116992</w:t>
+              <w:t>0.165114</w:t>
             </w:r>
           </w:p>
         </w:tc>
@@ -2141,7 +2141,7 @@
         <w:ind w:firstLine="420"/>
       </w:pPr>
       <w:r>
-        <w:t>当采样点数从 32 增至 256 时，JRC 从 713.00 增至 1926.19。结果随采样密度大幅上升，说明梯度峰值中包含大量纹理和噪声，且简单等间距采样会放大局部尖峰。该结果不能作为工程 JRC 定值，只能作为采样敏感性诊断。</w:t>
+        <w:t>当采样点数从 32 增至 256 时，JRC 从 635.43 增至 1598.64。结果随采样密度大幅上升，说明梯度峰值中包含大量纹理和噪声，且简单等间距采样会放大局部尖峰。该结果不能作为工程 JRC 定值，只能作为采样敏感性诊断。</w:t>
       </w:r>
     </w:p>
     <w:p>
@@ -2315,7 +2315,7 @@
                 <w:color w:val="000000"/>
                 <w:sz w:val="18"/>
               </w:rPr>
-              <w:t>80.850315</w:t>
+              <w:t>66.923989</w:t>
             </w:r>
           </w:p>
         </w:tc>
@@ -2336,7 +2336,7 @@
                 <w:color w:val="000000"/>
                 <w:sz w:val="18"/>
               </w:rPr>
-              <w:t>712.9955</w:t>
+              <w:t>635.429719</w:t>
             </w:r>
           </w:p>
         </w:tc>
@@ -2382,7 +2382,7 @@
                 <w:color w:val="000000"/>
                 <w:sz w:val="18"/>
               </w:rPr>
-              <w:t>136.741182</w:t>
+              <w:t>127.992387</w:t>
             </w:r>
           </w:p>
         </w:tc>
@@ -2404,7 +2404,7 @@
                 <w:color w:val="000000"/>
                 <w:sz w:val="18"/>
               </w:rPr>
-              <w:t>981.120047</w:t>
+              <w:t>942.556148</w:t>
             </w:r>
           </w:p>
         </w:tc>
@@ -2448,7 +2448,7 @@
                 <w:color w:val="000000"/>
                 <w:sz w:val="18"/>
               </w:rPr>
-              <w:t>245.109181</w:t>
+              <w:t>248.489663</w:t>
             </w:r>
           </w:p>
         </w:tc>
@@ -2469,7 +2469,7 @@
                 <w:color w:val="000000"/>
                 <w:sz w:val="18"/>
               </w:rPr>
-              <w:t>1396.858132</w:t>
+              <w:t>1408.471088</w:t>
             </w:r>
           </w:p>
         </w:tc>
@@ -2515,7 +2515,7 @@
                 <w:color w:val="000000"/>
                 <w:sz w:val="18"/>
               </w:rPr>
-              <w:t>417.319596</w:t>
+              <w:t>306.44388</w:t>
             </w:r>
           </w:p>
         </w:tc>
@@ -2537,7 +2537,7 @@
                 <w:color w:val="000000"/>
                 <w:sz w:val="18"/>
               </w:rPr>
-              <w:t>1926.185855</w:t>
+              <w:t>1598.642183</w:t>
             </w:r>
           </w:p>
         </w:tc>
@@ -2929,7 +2929,7 @@
         <w:ind w:firstLine="420"/>
       </w:pPr>
       <w:r>
-        <w:t>优点方面，本文基线不依赖 OpenCV、SciPy 或深度学习框架，能够在轻量环境下完成数据读取、四问串联、结果表生成和图表输出；每个结果都由脚本生成，便于复现。问题一验证了二值输出尺寸和边缘覆盖统计，问题二和问题三的低质量/高敏感性结果及时暴露了简单模型的不足，避免把错误结果包装成最终结论。</w:t>
+        <w:t>优点方面，本文增强基线主动使用 OpenCV、NumPy 和 Pillow，能够在不依赖深度学习框架的情况下完成数据读取、四问串联、结果表生成和图表输出；每个结果都由脚本生成，便于复现。问题一验证了二值输出尺寸和边缘覆盖统计，问题二和问题三的低质量/高敏感性结果及时暴露了简单模型的不足，避免把错误结果包装成最终结论。</w:t>
       </w:r>
     </w:p>
     <w:p>
